--- a/documents/chcca/cHCCCCA_7_Decision_Discussion.docx
+++ b/documents/chcca/cHCCCCA_7_Decision_Discussion.docx
@@ -1028,7 +1028,7 @@
                 <w:i w:val="0"/>
                 <w:sz w:val="19"/>
               </w:rPr>
-              <w:t>No single answer. Reasonable options: adjuvant systemic chemotherapy for high-risk explant features as a shared decision; adjuvant TACE for resected HCC-dominant tumours (not after transplant, not with perineural invasion, not…</w:t>
+              <w:t>No single answer. Reasonable options: adjuvant systemic chemotherapy for high-risk explant features as a shared decision; adjuvant TACE for resected, hepatitis-B-associated, HCC-dominant tumours at a centre that does it routinely…</w:t>
             </w:r>
           </w:p>
         </w:tc>
@@ -3010,7 +3010,7 @@
                 <w:i w:val="0"/>
                 <w:sz w:val="19"/>
               </w:rPr>
-              <w:t>Concluded that low-grade tumours should not be excluded; not obtained in full, and its second-hand figures show worse recurrence-free survival (28% versus 61%) when matched on pre-transplant characteristics.</w:t>
+              <w:t>Concluded that low-grade tumours should not be excluded; read in full, it shows non-significantly worse 5-year recurrence-free survival when matched on pre-transplant characteristics (42% versus 61%, p=0.17, in its results; 28% in its abstract).</w:t>
             </w:r>
           </w:p>
         </w:tc>
@@ -3190,7 +3190,7 @@
           <w:b w:val="0"/>
           <w:i w:val="0"/>
         </w:rPr>
-        <w:t>Multicentre and pooled data suggest acceptable within-Milan results, but they describe tumours found on the explant, while the better-matched single-centre cohort and the UNOS long-term data show clearly worse post-transplant outcomes than HCC.</w:t>
+        <w:t>Multicentre and pooled data suggest acceptable within-Milan results, while the double-matched single-centre cohort and the UNOS long-term data show clearly worse post-transplant outcomes than HCC; almost every patient in every series was taken for HCC before transplant, so none describes a deliberately listed cHCC-CCA.</w:t>
       </w:r>
     </w:p>
     <w:p>
@@ -3258,7 +3258,7 @@
           <w:b w:val="0"/>
           <w:i w:val="0"/>
         </w:rPr>
-        <w:t>The evidence is entirely retrospective and the two most relevant single-centre series from this institutional lineage point in opposite directions — a 2018 propensity-matched analysis of 12 recipients argued that low-grade tumours should not be excluded, and a 2026 matched cohort of 19 incidentally diagnosed recipients found mortality hazard ratios of 6.47 (95% CI 2.87–14.55) against controls matched on pre-transplant variables and 4.67 (95% CI 2.07–10.53) against controls matched on explant pathology. The multicentre licence is thinner than it looks: in the 12-centre analysis only 2 of 99 transplant recipients were knowingly transplanted with the diagnosis, the within-Milan equivalence is a p value of 0.806 in 67 patients, and recurrence in that same subgroup was double (23.1% against 11.5%, p&lt;0.001). UNOS data show the lowest waitlist mortality and dropout of the three diagnoses compared and the lowest 15-year graft and patient survival, so dropout does not explain the favourable per-protocol figures. Graft stewardship at 27.3% 15-year patient survival is an institutional judgement, not an evidence question.</w:t>
+        <w:t>The evidence is entirely retrospective and the two most relevant single-centre series linked to this programme (the 2018 cohort was transplanted at UCLA) point in opposite directions — a 2018 propensity-matched analysis of 12 recipients argued that low-grade tumours should not be excluded, and a 2026 matched cohort of 19 incidentally diagnosed recipients found mortality hazard ratios of 6.47 (95% CI 2.87–14.55) against controls matched on pre-transplant variables and 4.67 (95% CI 2.07–10.53) against controls matched on explant pathology. The multicentre licence is thinner than it looks: in the 12-centre analysis only 2 of 99 transplant recipients were knowingly transplanted with the diagnosis, the within-Milan equivalence is a p value of 0.806 in 67 patients, and recurrence in that same subgroup was double (23.1% against 11.5%, p&lt;0.001). UNOS data show the lowest waitlist mortality and dropout of the three diagnoses compared and the lowest 15-year graft and patient survival, so dropout does not explain the favourable per-protocol figures. Graft stewardship at 27.3% 15-year patient survival is an institutional judgement, not an evidence question.</w:t>
       </w:r>
     </w:p>
     <w:p>
@@ -3827,7 +3827,7 @@
                 <w:i w:val="0"/>
                 <w:sz w:val="19"/>
               </w:rPr>
-              <w:t>For advanced mixed tumours, names cisplatin–gemcitabine with durvalumab or pembrolizumab as an appropriate first line and advises considering multigene panel testing in all; neither appears in the CPG.</w:t>
+              <w:t>For advanced mixed tumours, names cisplatin–gemcitabine with durvalumab or pembrolizumab as an appropriate first line and advises considering multigene panel testing in all; the CPG's induction list predates those combinations, and it sequences only the explant, too late to inform induction.</w:t>
             </w:r>
           </w:p>
         </w:tc>
@@ -5706,7 +5706,7 @@
                 <w:i w:val="0"/>
                 <w:sz w:val="19"/>
               </w:rPr>
-              <w:t>Sets no size limit; it refers patients for transplant-centre evaluation when tumour size falls within that centre's own criteria.</w:t>
+              <w:t>Sets no size limit; patients whose tumour is limited in size by centre-specific criteria should be considered for evaluation at a transplant centre.</w:t>
             </w:r>
           </w:p>
         </w:tc>
@@ -6639,7 +6639,7 @@
           <w:b w:val="0"/>
           <w:i w:val="0"/>
         </w:rPr>
-        <w:t>NCCN names one biliary chemo-immunotherapy default for everyone, but no study compares HCC and biliary backbones in this disease, the one component-stratified cohort found proportion non-predictive, and the roadmap's own systemic matrix is more cautious about adding a checkpoint inhibitor.</w:t>
+        <w:t>NCCN names cisplatin–gemcitabine with a checkpoint inhibitor as an appropriate first-line choice in histologically proven advanced mixed tumours, but no study compares HCC and biliary backbones in this disease, the one component-stratified cohort found proportion non-predictive, and the roadmap's own systemic matrix is more cautious about adding a checkpoint inhibitor.</w:t>
       </w:r>
     </w:p>
     <w:p>
@@ -7352,7 +7352,7 @@
           <w:b w:val="0"/>
           <w:i w:val="0"/>
         </w:rPr>
-        <w:t>No single answer. Reasonable options: adjuvant systemic chemotherapy for high-risk explant features as a shared decision; adjuvant TACE for resected HCC-dominant tumours (not after transplant, not with perineural invasion, not CCA-dominant); observation with scheduled intensive surveillance for low-risk explants. Do not cite BILCAP as evidence; offer the open adjuvant trial.</w:t>
+        <w:t>No single answer. Reasonable options: adjuvant systemic chemotherapy for high-risk explant features as a shared decision; adjuvant TACE for resected, hepatitis-B-associated, HCC-dominant tumours at a centre that does it routinely (not after transplant, not with perineural invasion, not CCA-dominant); observation with scheduled intensive surveillance for low-risk explants. Do not cite BILCAP as evidence; offer the open adjuvant trial.</w:t>
       </w:r>
     </w:p>
     <w:p>
@@ -11222,7 +11222,7 @@
                 <w:i w:val="0"/>
                 <w:sz w:val="19"/>
               </w:rPr>
-              <w:t>Concluded that low-grade tumours should not be excluded from transplantation; cited only from secondary reports.</w:t>
+              <w:t>Concluded that low-grade tumours should not be excluded from transplantation; read in full, none of its 5 well or moderately differentiated tumours recurred and all 6 recurrences were poorly differentiated.</w:t>
             </w:r>
           </w:p>
         </w:tc>
@@ -12208,15 +12208,7 @@
           <w:i w:val="0"/>
           <w:sz w:val="19"/>
         </w:rPr>
-        <w:t>Kodali 2026 matched cohort</w:t>
-      </w:r>
-      <w:r>
-        <w:rPr>
-          <w:b w:val="0"/>
-          <w:i w:val="0"/>
-          <w:sz w:val="19"/>
-        </w:rPr>
-        <w:t xml:space="preserve"> — Kodali S, Connor AA, Victor DW, et al. Incidental Combined Hepatocellular-Cholangiocarcinoma in Liver Transplant Recipients: A Matched Cohort Study. Transpl Int. 2026;38:15298. doi:10.3389/ti.2025.15298. PMID:41685088.</w:t>
+        <w:t>Kobayashi 2018 (systemic matrix appraisal)</w:t>
       </w:r>
       <w:r>
         <w:rPr>
@@ -12247,7 +12239,7 @@
           <w:i w:val="0"/>
           <w:sz w:val="19"/>
         </w:rPr>
-        <w:t>KOTRY registry</w:t>
+        <w:t>Kodali 2026 matched cohort</w:t>
       </w:r>
       <w:r>
         <w:rPr>
@@ -12255,7 +12247,7 @@
           <w:i w:val="0"/>
           <w:sz w:val="19"/>
         </w:rPr>
-        <w:t xml:space="preserve"> — Kim SH, Hwang S, Kim BW, et al. Liver Transplantation for Combined Hepatocellular-Cholangiocarcinoma: A Retrospective Registry-Based Study Using the Korean Organ Transplant Registry (KOTRY). Ann Transplant. 2025;30:e949241. doi:10.12659/AOT.949241. PMID:41399117.</w:t>
+        <w:t xml:space="preserve"> — Kodali S, Connor AA, Victor DW, et al. Incidental Combined Hepatocellular-Cholangiocarcinoma in Liver Transplant Recipients: A Matched Cohort Study. Transpl Int. 2026;38:15298. doi:10.3389/ti.2025.15298. PMID:41685088.</w:t>
       </w:r>
       <w:r>
         <w:rPr>
@@ -12286,7 +12278,7 @@
           <w:i w:val="0"/>
           <w:sz w:val="19"/>
         </w:rPr>
-        <w:t>Lee 2019 LR-M features</w:t>
+        <w:t>KOTRY registry</w:t>
       </w:r>
       <w:r>
         <w:rPr>
@@ -12294,7 +12286,7 @@
           <w:i w:val="0"/>
           <w:sz w:val="19"/>
         </w:rPr>
-        <w:t xml:space="preserve"> — Lee HS, Kim MJ, An C. How to utilize LR-M features of the LI-RADS to improve the diagnosis of combined hepatocellular-cholangiocarcinoma on gadoxetate-enhanced MRI? Eur Radiol. 2018;29(5):2408-2416. doi:10.1007/s00330-018-5893-1. PMID:30552477.</w:t>
+        <w:t xml:space="preserve"> — Kim SH, Hwang S, Kim BW, et al. Liver Transplantation for Combined Hepatocellular-Cholangiocarcinoma: A Retrospective Registry-Based Study Using the Korean Organ Transplant Registry (KOTRY). Ann Transplant. 2025;30:e949241. doi:10.12659/AOT.949241. PMID:41399117.</w:t>
       </w:r>
       <w:r>
         <w:rPr>
@@ -12325,7 +12317,7 @@
           <w:i w:val="0"/>
           <w:sz w:val="19"/>
         </w:rPr>
-        <w:t>Lee 2026 surgical review</w:t>
+        <w:t>Lee 2019 LR-M features</w:t>
       </w:r>
       <w:r>
         <w:rPr>
@@ -12333,7 +12325,7 @@
           <w:i w:val="0"/>
           <w:sz w:val="19"/>
         </w:rPr>
-        <w:t xml:space="preserve"> — Lee W, Hong KP, Lee JH, et al. Surgical management of intrahepatic cholangiocarcinoma and combined hepatocellular-cholangiocarcinoma: a narrative review of principles, technical nuances, and emerging strategies. J Liver Cancer. 2026;26(1):19-28. doi:10.17998/jlc.2026.01.24. PMID:41639545.</w:t>
+        <w:t xml:space="preserve"> — Lee HS, Kim MJ, An C. How to utilize LR-M features of the LI-RADS to improve the diagnosis of combined hepatocellular-cholangiocarcinoma on gadoxetate-enhanced MRI? Eur Radiol. 2018;29(5):2408-2416. doi:10.1007/s00330-018-5893-1. PMID:30552477.</w:t>
       </w:r>
       <w:r>
         <w:rPr>
@@ -12364,7 +12356,7 @@
           <w:i w:val="0"/>
           <w:sz w:val="19"/>
         </w:rPr>
-        <w:t>Lin 2025 interventional plus immunotargeted</w:t>
+        <w:t>Lee 2026 surgical review</w:t>
       </w:r>
       <w:r>
         <w:rPr>
@@ -12372,7 +12364,7 @@
           <w:i w:val="0"/>
           <w:sz w:val="19"/>
         </w:rPr>
-        <w:t xml:space="preserve"> — Lin YS, Wu LY, Lin LH, et al. Interventional treatment combined with immunotargeted therapy in unresectable combined hepatocellular-cholangiocarcinoma: a real-world retrospective cohort study. Front Immunol. 2025;16:1591127. doi:10.3389/fimmu.2025.1591127. PMID:40666526.</w:t>
+        <w:t xml:space="preserve"> — Lee W, Hong KP, Lee JH, et al. Surgical management of intrahepatic cholangiocarcinoma and combined hepatocellular-cholangiocarcinoma: a narrative review of principles, technical nuances, and emerging strategies. J Liver Cancer. 2026;26(1):19-28. doi:10.17998/jlc.2026.01.24. PMID:41639545.</w:t>
       </w:r>
       <w:r>
         <w:rPr>
@@ -12403,7 +12395,7 @@
           <w:i w:val="0"/>
           <w:sz w:val="19"/>
         </w:rPr>
-        <w:t>Local cHCC-CCA transplant CPG, 11 April 2022</w:t>
+        <w:t>Lin 2025 interventional plus immunotargeted</w:t>
       </w:r>
       <w:r>
         <w:rPr>
@@ -12411,28 +12403,7 @@
           <w:i w:val="0"/>
           <w:sz w:val="19"/>
         </w:rPr>
-        <w:t xml:space="preserve"> — Mixed Hepatocholangiocarcinoma (HCC-CCA) Clinical Practice Guideline. Liver Transplant Program; five pages; approved by the Liver CMPI Subcommittee 11 April 2022. Revision history: initial draft 27 April 2018 (Dr Keri Lunsford), initial approval 9 July 2018 by the Liver CMPI Subcommittee with Dr Ghobrial's revisions changing 'must' to 'should' and to 'may be excluded', revision 20 March 2022 (Dr Sudha Kodali) to read 'mixed hepato-cholangiocarcinoma', approved 11 April 2022. The authority for clinical decision 5 and for the induction, restaging, explant, adjuvant and immunosuppression structure on this page. Its newest cited reference is from 2018 and it cites NCCN Hepatobiliary Cancers v1.2017; the 2022 revision was a change of terminology, not of content, and it therefore predates the WHO 2019 reclassification, the 12-centre transplant analysis, the 2024 ILTS-ILCA consensus and the OPTN transplant-oncology guidance that now covers this diagnosis.</w:t>
-      </w:r>
-    </w:p>
-    <w:p>
-      <w:pPr>
-        <w:spacing w:after="60"/>
-      </w:pPr>
-      <w:r>
-        <w:rPr>
-          <w:b/>
-          <w:i w:val="0"/>
-          <w:sz w:val="19"/>
-        </w:rPr>
-        <w:t>Lu 2025 SEER adjuvant</w:t>
-      </w:r>
-      <w:r>
-        <w:rPr>
-          <w:b w:val="0"/>
-          <w:i w:val="0"/>
-          <w:sz w:val="19"/>
-        </w:rPr>
-        <w:t xml:space="preserve"> — Lu Y, Zheng L, Mei H. Impact of postoperative chemotherapy on the prognosis of combined hepatocellular-cholangiocarcinoma: a retrospective study based on the SEER database. J Gastrointest Oncol. 2025;16(3):1220-1232. doi:10.21037/jgo-2024-1022. PMID:40672084.</w:t>
+        <w:t xml:space="preserve"> — Lin YS, Wu LY, Lin LH, et al. Interventional treatment combined with immunotargeted therapy in unresectable combined hepatocellular-cholangiocarcinoma: a real-world retrospective cohort study. Front Immunol. 2025;16:1591127. doi:10.3389/fimmu.2025.1591127. PMID:40666526.</w:t>
       </w:r>
       <w:r>
         <w:rPr>
@@ -12463,7 +12434,7 @@
           <w:i w:val="0"/>
           <w:sz w:val="19"/>
         </w:rPr>
-        <w:t>Lu 2025 selective lymphadenectomy</w:t>
+        <w:t>Local cHCC-CCA transplant CPG, 11 April 2022</w:t>
       </w:r>
       <w:r>
         <w:rPr>
@@ -12471,7 +12442,28 @@
           <w:i w:val="0"/>
           <w:sz w:val="19"/>
         </w:rPr>
-        <w:t xml:space="preserve"> — Lu WH, Liao TK, Su CM, et al. Selective lymph node dissection in intrahepatic cholangiocarcinoma and combined hepatocellular cholangiocarcinoma may not impair oncological outcomes: a single-center retrospective cohort study. World J Surg Oncol. 2025;23(1):387. doi:10.1186/s12957-025-04034-3. PMID:41121221.</w:t>
+        <w:t xml:space="preserve"> — Mixed Hepatocholangiocarcinoma (HCC-CCA) Clinical Practice Guideline. Liver Transplant Program; five pages; approved by the Liver CMPI Subcommittee 11 April 2022. Revision history: initial draft 27 April 2018 (Dr Keri Lunsford), initial approval 9 July 2018 by the Liver CMPI Subcommittee with Dr Ghobrial's revisions changing 'must' to 'should' and to 'may be excluded', revision 20 March 2022 (Dr Sudha Kodali) to read 'mixed hepato-cholangiocarcinoma', approved 11 April 2022. The authority for clinical decision 5 and for the induction, restaging, explant, adjuvant and immunosuppression structure on this page. Its newest cited reference is from 2018 and it cites NCCN Hepatobiliary Cancers v1.2017; the 2022 revision was a change of terminology, not of content, and it therefore predates the WHO 2019 reclassification, the 12-centre transplant analysis, the 2024 ILTS-ILCA consensus and the OPTN transplant-oncology guidance that now covers this diagnosis.</w:t>
+      </w:r>
+    </w:p>
+    <w:p>
+      <w:pPr>
+        <w:spacing w:after="60"/>
+      </w:pPr>
+      <w:r>
+        <w:rPr>
+          <w:b/>
+          <w:i w:val="0"/>
+          <w:sz w:val="19"/>
+        </w:rPr>
+        <w:t>Lu 2025 SEER adjuvant</w:t>
+      </w:r>
+      <w:r>
+        <w:rPr>
+          <w:b w:val="0"/>
+          <w:i w:val="0"/>
+          <w:sz w:val="19"/>
+        </w:rPr>
+        <w:t xml:space="preserve"> — Lu Y, Zheng L, Mei H. Impact of postoperative chemotherapy on the prognosis of combined hepatocellular-cholangiocarcinoma: a retrospective study based on the SEER database. J Gastrointest Oncol. 2025;16(3):1220-1232. doi:10.21037/jgo-2024-1022. PMID:40672084.</w:t>
       </w:r>
       <w:r>
         <w:rPr>
@@ -12502,7 +12494,7 @@
           <w:i w:val="0"/>
           <w:sz w:val="19"/>
         </w:rPr>
-        <w:t>Ludwig 2019 LI-RADS v2018</w:t>
+        <w:t>Lu 2025 selective lymphadenectomy</w:t>
       </w:r>
       <w:r>
         <w:rPr>
@@ -12510,7 +12502,7 @@
           <w:i w:val="0"/>
           <w:sz w:val="19"/>
         </w:rPr>
-        <w:t xml:space="preserve"> — Ludwig DR, Fraum TJ, Cannella R, et al. Hepatocellular carcinoma (HCC) versus non-HCC: accuracy and reliability of Liver Imaging Reporting and Data System v2018. Abdom Radiol (NY). 2019;44(6):2116-2132. doi:10.1007/s00261-019-01948-x. PMID:30798397.</w:t>
+        <w:t xml:space="preserve"> — Lu WH, Liao TK, Su CM, et al. Selective lymph node dissection in intrahepatic cholangiocarcinoma and combined hepatocellular cholangiocarcinoma may not impair oncological outcomes: a single-center retrospective cohort study. World J Surg Oncol. 2025;23(1):387. doi:10.1186/s12957-025-04034-3. PMID:41121221.</w:t>
       </w:r>
       <w:r>
         <w:rPr>
@@ -12541,7 +12533,7 @@
           <w:i w:val="0"/>
           <w:sz w:val="19"/>
         </w:rPr>
-        <w:t>Lunsford 2018 propensity-matched</w:t>
+        <w:t>Ludwig 2019 LI-RADS v2018</w:t>
       </w:r>
       <w:r>
         <w:rPr>
@@ -12549,7 +12541,7 @@
           <w:i w:val="0"/>
           <w:sz w:val="19"/>
         </w:rPr>
-        <w:t xml:space="preserve"> — Lunsford KE, Court C, Seok Lee Y, et al. Propensity-Matched Analysis of Patients with Mixed Hepatocellular-Cholangiocarcinoma and Hepatocellular Carcinoma Undergoing Liver Transplantation. Liver Transpl. 2018;24(10):1384-1397. doi:10.1002/lt.25058. PMID:29573187. Not obtained for the 7 October 2026 revision and not read in any form. The figures attributed to it on this page are as reported in Lee 2026 (PMID 41781153) and in the comparison table of Kodali 2026 (PMID 41685088), and are presented as secondary reports rather than as a reading of this paper.</w:t>
+        <w:t xml:space="preserve"> — Ludwig DR, Fraum TJ, Cannella R, et al. Hepatocellular carcinoma (HCC) versus non-HCC: accuracy and reliability of Liver Imaging Reporting and Data System v2018. Abdom Radiol (NY). 2019;44(6):2116-2132. doi:10.1007/s00261-019-01948-x. PMID:30798397.</w:t>
       </w:r>
       <w:r>
         <w:rPr>
@@ -12580,7 +12572,7 @@
           <w:i w:val="0"/>
           <w:sz w:val="19"/>
         </w:rPr>
-        <w:t>NCCN Biliary Tract Cancers v1.2026</w:t>
+        <w:t>Lunsford 2018 propensity-matched</w:t>
       </w:r>
       <w:r>
         <w:rPr>
@@ -12588,7 +12580,7 @@
           <w:i w:val="0"/>
           <w:sz w:val="19"/>
         </w:rPr>
-        <w:t xml:space="preserve"> — National Comprehensive Cancer Network. Biliary Tract Cancers. NCCN Clinical Practice Guidelines in Oncology. Version 1.2026, 10 March 2026 (Discussion section last updated 2 July 2025). Sections relied on: Principles of Mixed HCC-CCA, which is substantively identical to the HCC guideline's page and adds that multigene panel testing should be considered in all advanced mixed tumours; Principles of Surgery for intrahepatic disease (regional lymphadenectomy of the porta hepatis; nodal disease beyond the porta hepatis and distant metastasis contraindicate resection; pre-operative biopsy not always necessary; minimally invasive approaches in well-selected cases); AJCC 8th edition intrahepatic bile duct TNM Tables 5 and 6 with the regional node definition; and the statement that there are no data supporting a specific surveillance schedule.</w:t>
+        <w:t xml:space="preserve"> — Lunsford KE, Court C, Seok Lee Y, et al. Propensity-Matched Analysis of Patients with Mixed Hepatocellular-Cholangiocarcinoma and Hepatocellular Carcinoma Undergoing Liver Transplantation. Liver Transpl. 2018;24(10):1384-1397. doi:10.1002/lt.25058. PMID:29573187. Read in full after the 7 October 2026 revision. Its abstract gives a pre-transplant-matched 5-year recurrence-free survival of 28% against 61% (p=0.12), whereas its results text and survival curves give 42% against 61% (p=0.17); Lee 2026 (PMID 41781153) reproduces the abstract figure.</w:t>
       </w:r>
       <w:r>
         <w:rPr>
@@ -12605,7 +12597,7 @@
             <w:u w:val="single"/>
             <w:sz w:val="19"/>
           </w:rPr>
-          <w:t xml:space="preserve">Source</w:t>
+          <w:t xml:space="preserve">PubMed</w:t>
         </w:r>
       </w:hyperlink>
     </w:p>
@@ -12619,7 +12611,7 @@
           <w:i w:val="0"/>
           <w:sz w:val="19"/>
         </w:rPr>
-        <w:t>NCCN Hepatocellular Carcinoma (2026)</w:t>
+        <w:t>NCCN Biliary Tract Cancers v1.2026</w:t>
       </w:r>
       <w:r>
         <w:rPr>
@@ -12627,46 +12619,7 @@
           <w:i w:val="0"/>
           <w:sz w:val="19"/>
         </w:rPr>
-        <w:t xml:space="preserve"> — National Comprehensive Cancer Network. Hepatocellular Carcinoma. NCCN Clinical Practice Guidelines in Oncology. Programme-supplied extraction; the Discussion section is dated 14 August 2026 and references are accessed to 2 April 2026, but the extraction carries no printed version number, so the edition must be confirmed before the page is used as policy. Sections relied on: Principles of Mixed HCC-CCA (resection as standard for resectable disease; evaluation at a transplant centre where the tumour is limited in size by centre-specific criteria; repeat biopsy at recurrence; cisplatin-gemcitabine plus durvalumab or pembrolizumab first line; multigene panel testing); Principles of Core Needle Biopsy (raised CA 19-9 or CEA with suspicion of iCCA or cHCC-CCA as a biopsy indication, and referral to a transplant centre before biopsy in a potential candidate); Principles of Pathology (reporting non-hepatocellular components).</w:t>
-      </w:r>
-      <w:r>
-        <w:rPr>
-          <w:b w:val="0"/>
-          <w:i w:val="0"/>
-          <w:sz w:val="19"/>
-        </w:rPr>
-        <w:t xml:space="preserve">  </w:t>
-      </w:r>
-      <w:hyperlink r:id="rId63">
-        <w:r>
-          <w:rPr>
-            <w:color w:val="0563C1"/>
-            <w:u w:val="single"/>
-            <w:sz w:val="19"/>
-          </w:rPr>
-          <w:t xml:space="preserve">Source</w:t>
-        </w:r>
-      </w:hyperlink>
-    </w:p>
-    <w:p>
-      <w:pPr>
-        <w:spacing w:after="60"/>
-      </w:pPr>
-      <w:r>
-        <w:rPr>
-          <w:b/>
-          <w:i w:val="0"/>
-          <w:sz w:val="19"/>
-        </w:rPr>
-        <w:t>OPTN NLRB transplant-oncology guidance</w:t>
-      </w:r>
-      <w:r>
-        <w:rPr>
-          <w:b w:val="0"/>
-          <w:i w:val="0"/>
-          <w:sz w:val="19"/>
-        </w:rPr>
-        <w:t xml:space="preserve"> — Organ Procurement and Transplantation Network, Liver and Intestinal Organ Transplantation Committee. Guidance to Liver Transplant Programs and the National Liver Review Board for: Adult MELD Exceptions for Transplant Oncology. Retrieved 6 October 2026; the document carries no printed version or approval line, and a copy also circulates dated February 2025, so the current text must be confirmed before any listing decision. Its Intrahepatic Cholangiocarcinoma section is the only policy-side document that names this disease: biopsy-proven unresectable solitary iCCA or mixed hepatocellular carcinoma/intrahepatic cholangiocarcinoma 3 cm or less, with cirrhosis, after locoregional or systemic therapy, with 6 months from diagnosis or last treatment of stability meaning 3 cm or less, no new lesions and no extrahepatic disease; exception score MMaT-3; extension requires imaging every 3 months confirming 3 cm or less and no extrahepatic disease; submitted by selecting Cholangiocarcinoma on the form. Whether this is a standardised exception under OPTN Policy 9.5.A or a review-board determination was not established for this draft and must be checked against the current policy text.</w:t>
+        <w:t xml:space="preserve"> — National Comprehensive Cancer Network. Biliary Tract Cancers. NCCN Clinical Practice Guidelines in Oncology. Version 1.2026, 10 March 2026 (Discussion section last updated 2 July 2025). Sections relied on: Principles of Mixed HCC-CCA, which is substantively identical to the HCC guideline's page and adds that multigene panel testing should be considered in all advanced mixed tumours; Principles of Surgery for intrahepatic disease (regional lymphadenectomy of the porta hepatis; nodal disease beyond the porta hepatis and distant metastasis contraindicate resection; pre-operative biopsy not always necessary; minimally invasive approaches in well-selected cases); AJCC 8th edition intrahepatic bile duct TNM Tables 5 and 6 with the regional node definition; and the statement that there are no data supporting a specific surveillance schedule.</w:t>
       </w:r>
       <w:r>
         <w:rPr>
@@ -12697,7 +12650,7 @@
           <w:i w:val="0"/>
           <w:sz w:val="19"/>
         </w:rPr>
-        <w:t>Sapisochin 2016 very early iCCA</w:t>
+        <w:t>NCCN Hepatocellular Carcinoma (2026)</w:t>
       </w:r>
       <w:r>
         <w:rPr>
@@ -12705,7 +12658,46 @@
           <w:i w:val="0"/>
           <w:sz w:val="19"/>
         </w:rPr>
-        <w:t xml:space="preserve"> — Sapisochin G, Facciuto M, Rubbia-Brandt L, et al. Liver transplantation for "very early" intrahepatic cholangiocarcinoma: International retrospective study supporting a prospective assessment. Hepatology. 2016;64(4):1178-88. doi:10.1002/hep.28744. PMID:27481548.</w:t>
+        <w:t xml:space="preserve"> — National Comprehensive Cancer Network. Hepatocellular Carcinoma. NCCN Clinical Practice Guidelines in Oncology. Programme-supplied extraction; the Discussion section is dated 14 August 2026 and references are accessed to 2 April 2026, but the extraction carries no printed version number, so the edition must be confirmed before the page is used as policy. Sections relied on: Principles of Mixed HCC-CCA (resection as standard for resectable disease; evaluation at a transplant centre where the tumour is limited in size by centre-specific criteria; repeat biopsy at recurrence; cisplatin-gemcitabine plus durvalumab or pembrolizumab first line; multigene panel testing); Principles of Core Needle Biopsy (raised CA 19-9 or CEA with suspicion of iCCA or cHCC-CCA as a biopsy indication, and referral to a transplant centre before biopsy in a potential candidate); Principles of Pathology (reporting non-hepatocellular components).</w:t>
+      </w:r>
+      <w:r>
+        <w:rPr>
+          <w:b w:val="0"/>
+          <w:i w:val="0"/>
+          <w:sz w:val="19"/>
+        </w:rPr>
+        <w:t xml:space="preserve">  </w:t>
+      </w:r>
+      <w:hyperlink r:id="rId64">
+        <w:r>
+          <w:rPr>
+            <w:color w:val="0563C1"/>
+            <w:u w:val="single"/>
+            <w:sz w:val="19"/>
+          </w:rPr>
+          <w:t xml:space="preserve">Source</w:t>
+        </w:r>
+      </w:hyperlink>
+    </w:p>
+    <w:p>
+      <w:pPr>
+        <w:spacing w:after="60"/>
+      </w:pPr>
+      <w:r>
+        <w:rPr>
+          <w:b/>
+          <w:i w:val="0"/>
+          <w:sz w:val="19"/>
+        </w:rPr>
+        <w:t>OPTN NLRB transplant-oncology guidance</w:t>
+      </w:r>
+      <w:r>
+        <w:rPr>
+          <w:b w:val="0"/>
+          <w:i w:val="0"/>
+          <w:sz w:val="19"/>
+        </w:rPr>
+        <w:t xml:space="preserve"> — Organ Procurement and Transplantation Network, Liver and Intestinal Organ Transplantation Committee. Guidance to Liver Transplant Programs and the National Liver Review Board for: Adult MELD Exceptions for Transplant Oncology. Retrieved 6 October 2026; the document carries no printed version or approval line, and a copy also circulates dated February 2025, so the current text must be confirmed before any listing decision. Its Intrahepatic Cholangiocarcinoma section is the only policy-side document that names this disease: biopsy-proven unresectable solitary iCCA or mixed hepatocellular carcinoma/intrahepatic cholangiocarcinoma 3 cm or less, with cirrhosis, after locoregional or systemic therapy, with 6 months from diagnosis or last treatment of stability meaning 3 cm or less, no new lesions and no extrahepatic disease; exception score MMaT-3; extension requires imaging every 3 months confirming 3 cm or less and no extrahepatic disease; submitted by selecting Cholangiocarcinoma on the form. Whether this is a standardised exception under OPTN Policy 9.5.A or a review-board determination was not established for this draft and must be checked against the current policy text.</w:t>
       </w:r>
       <w:r>
         <w:rPr>
@@ -12722,7 +12714,7 @@
             <w:u w:val="single"/>
             <w:sz w:val="19"/>
           </w:rPr>
-          <w:t xml:space="preserve">PubMed</w:t>
+          <w:t xml:space="preserve">Source</w:t>
         </w:r>
       </w:hyperlink>
     </w:p>
@@ -12736,7 +12728,7 @@
           <w:i w:val="0"/>
           <w:sz w:val="19"/>
         </w:rPr>
-        <w:t>Sierra 2026 UNOS</w:t>
+        <w:t>Sapisochin 2016 very early iCCA</w:t>
       </w:r>
       <w:r>
         <w:rPr>
@@ -12744,7 +12736,7 @@
           <w:i w:val="0"/>
           <w:sz w:val="19"/>
         </w:rPr>
-        <w:t xml:space="preserve"> — Sierra L, Miranda CJ, Abad MO, et al. Liver transplant for combined hepatocellular-cholangiocarcinoma: United States outcomes and influence of the MMaT-3 policy. HPB (Oxford). 2026;28(7):877-888. doi:10.1016/j.hpb.2026.03.010. PMID:42049568.</w:t>
+        <w:t xml:space="preserve"> — Sapisochin G, Facciuto M, Rubbia-Brandt L, et al. Liver transplantation for "very early" intrahepatic cholangiocarcinoma: International retrospective study supporting a prospective assessment. Hepatology. 2016;64(4):1178-88. doi:10.1002/hep.28744. PMID:27481548.</w:t>
       </w:r>
       <w:r>
         <w:rPr>
@@ -12775,7 +12767,7 @@
           <w:i w:val="0"/>
           <w:sz w:val="19"/>
         </w:rPr>
-        <w:t>Sierra 2026 · cHCC-CCA LT, UNOS</w:t>
+        <w:t>Sierra 2026 UNOS</w:t>
       </w:r>
       <w:r>
         <w:rPr>
@@ -12783,9 +12775,17 @@
           <w:i w:val="0"/>
           <w:sz w:val="19"/>
         </w:rPr>
+        <w:t xml:space="preserve"> — Sierra L, Miranda CJ, Abad MO, et al. Liver transplant for combined hepatocellular-cholangiocarcinoma: United States outcomes and influence of the MMaT-3 policy. HPB (Oxford). 2026;28(7):877-888. doi:10.1016/j.hpb.2026.03.010. PMID:42049568.</w:t>
+      </w:r>
+      <w:r>
+        <w:rPr>
+          <w:b w:val="0"/>
+          <w:i w:val="0"/>
+          <w:sz w:val="19"/>
+        </w:rPr>
         <w:t xml:space="preserve">  </w:t>
       </w:r>
-      <w:hyperlink r:id="rId66">
+      <w:hyperlink r:id="rId67">
         <w:r>
           <w:rPr>
             <w:color w:val="0563C1"/>
@@ -12795,15 +12795,46 @@
           <w:t xml:space="preserve">PubMed</w:t>
         </w:r>
       </w:hyperlink>
-      <w:r>
-        <w:rPr>
-          <w:b w:val="0"/>
+    </w:p>
+    <w:p>
+      <w:pPr>
+        <w:spacing w:after="60"/>
+      </w:pPr>
+      <w:r>
+        <w:rPr>
+          <w:b/>
           <w:i w:val="0"/>
           <w:sz w:val="19"/>
         </w:rPr>
+        <w:t>Sierra 2026 · cHCC-CCA LT, UNOS</w:t>
+      </w:r>
+      <w:r>
+        <w:rPr>
+          <w:b w:val="0"/>
+          <w:i w:val="0"/>
+          <w:sz w:val="19"/>
+        </w:rPr>
+        <w:t xml:space="preserve">  </w:t>
+      </w:r>
+      <w:hyperlink r:id="rId67">
+        <w:r>
+          <w:rPr>
+            <w:color w:val="0563C1"/>
+            <w:u w:val="single"/>
+            <w:sz w:val="19"/>
+          </w:rPr>
+          <w:t xml:space="preserve">PubMed</w:t>
+        </w:r>
+      </w:hyperlink>
+      <w:r>
+        <w:rPr>
+          <w:b w:val="0"/>
+          <w:i w:val="0"/>
+          <w:sz w:val="19"/>
+        </w:rPr>
         <w:t xml:space="preserve"> · </w:t>
       </w:r>
-      <w:hyperlink r:id="rId67">
+      <w:hyperlink r:id="rId68">
         <w:r>
           <w:rPr>
             <w:color w:val="0563C1"/>
@@ -12821,7 +12852,7 @@
         </w:rPr>
         <w:t xml:space="preserve"> · </w:t>
       </w:r>
-      <w:hyperlink r:id="rId68">
+      <w:hyperlink r:id="rId69">
         <w:r>
           <w:rPr>
             <w:color w:val="0563C1"/>
@@ -12851,45 +12882,6 @@
           <w:sz w:val="19"/>
         </w:rPr>
         <w:t xml:space="preserve"> — Sun B, Wang Y, Han R, et al. Survival benefit of adjuvant chemotherapy and individualized prognosis in resected cHCC-CCA. Biosci Trends. 2025;19(4):421-431. doi:10.5582/bst.2025.01178. PMID:40670095.</w:t>
-      </w:r>
-      <w:r>
-        <w:rPr>
-          <w:b w:val="0"/>
-          <w:i w:val="0"/>
-          <w:sz w:val="19"/>
-        </w:rPr>
-        <w:t xml:space="preserve">  </w:t>
-      </w:r>
-      <w:hyperlink r:id="rId69">
-        <w:r>
-          <w:rPr>
-            <w:color w:val="0563C1"/>
-            <w:u w:val="single"/>
-            <w:sz w:val="19"/>
-          </w:rPr>
-          <w:t xml:space="preserve">PubMed</w:t>
-        </w:r>
-      </w:hyperlink>
-    </w:p>
-    <w:p>
-      <w:pPr>
-        <w:spacing w:after="60"/>
-      </w:pPr>
-      <w:r>
-        <w:rPr>
-          <w:b/>
-          <w:i w:val="0"/>
-          <w:sz w:val="19"/>
-        </w:rPr>
-        <w:t>Tanabe 2025</w:t>
-      </w:r>
-      <w:r>
-        <w:rPr>
-          <w:b w:val="0"/>
-          <w:i w:val="0"/>
-          <w:sz w:val="19"/>
-        </w:rPr>
-        <w:t xml:space="preserve"> — Tanabe N, Saeki I, Yamaoka K, et al. Efficacy of Lenvatinib and Atezolizumab Bevacizumab Combination Therapy in Patients With Combined Hepatocellular-cholangiocarcinoma. Anticancer Res. 2025;45(3):1117-1125. doi:10.21873/anticanres.17499. PMID:40037890.</w:t>
       </w:r>
       <w:r>
         <w:rPr>
@@ -12920,7 +12912,7 @@
           <w:i w:val="0"/>
           <w:sz w:val="19"/>
         </w:rPr>
-        <w:t>Wang 2026 component proportion</w:t>
+        <w:t>Tanabe 2025</w:t>
       </w:r>
       <w:r>
         <w:rPr>
@@ -12928,7 +12920,7 @@
           <w:i w:val="0"/>
           <w:sz w:val="19"/>
         </w:rPr>
-        <w:t xml:space="preserve"> — Wang H, Qian YW, Sheng X, et al. Tumor component proportion determines the prognosis of patients with combined hepatocellular-cholangiocarcinoma. Hepatobiliary Pancreat Dis Int. 2026. doi:10.1016/j.hbpd.2026.06.004. PMID:42409696.</w:t>
+        <w:t xml:space="preserve"> — Tanabe N, Saeki I, Yamaoka K, et al. Efficacy of Lenvatinib and Atezolizumab Bevacizumab Combination Therapy in Patients With Combined Hepatocellular-cholangiocarcinoma. Anticancer Res. 2025;45(3):1117-1125. doi:10.21873/anticanres.17499. PMID:40037890.</w:t>
       </w:r>
       <w:r>
         <w:rPr>
@@ -12959,7 +12951,7 @@
           <w:i w:val="0"/>
           <w:sz w:val="19"/>
         </w:rPr>
-        <w:t>WHO 2019, 5th edition</w:t>
+        <w:t>Wang 2026 component proportion</w:t>
       </w:r>
       <w:r>
         <w:rPr>
@@ -12967,28 +12959,7 @@
           <w:i w:val="0"/>
           <w:sz w:val="19"/>
         </w:rPr>
-        <w:t xml:space="preserve"> — WHO Classification of Tumours Editorial Board. Digestive System Tumours. WHO Classification of Tumours, 5th edition, volume 1. Lyon: International Agency for Research on Cancer; 2019. The source of the definition this page uses — a single tumour with unequivocal hepatocytic and cholangiocytic differentiation, diagnosed on routine morphology — of the retention of classical cHCC-CCA and intermediate cell carcinoma, of the removal of the stem-cell subtypes of the 2010 edition, of the reassignment of cholangiolocarcinoma to small-duct intrahepatic cholangiocarcinoma, and of the exclusion of the Allen double-cancer and combined types and the Goodman collision and fibrolamellar types. The primary volume was not in hand for this draft; the content above is taken from the editorial board's own published summary of the fifth edition (PMID 31433515), read in full on 7 October 2026, together with the consensus and review literature that reports it (PMIDs 29360137, 33545267, 32729276, 39936601). It should still be checked against the volume before publication. Note that the reclassification carries no outcome analysis and provides no mapping rule, so pre-2019 series cannot be re-expressed in its terms.</w:t>
-      </w:r>
-    </w:p>
-    <w:p>
-      <w:pPr>
-        <w:spacing w:after="60"/>
-      </w:pPr>
-      <w:r>
-        <w:rPr>
-          <w:b/>
-          <w:i w:val="0"/>
-          <w:sz w:val="19"/>
-        </w:rPr>
-        <w:t>Yang 2024 nodal mapping</w:t>
-      </w:r>
-      <w:r>
-        <w:rPr>
-          <w:b w:val="0"/>
-          <w:i w:val="0"/>
-          <w:sz w:val="19"/>
-        </w:rPr>
-        <w:t xml:space="preserve"> — Yang Z, Wang L, Zhai Y, et al. Nodal recurrence mapping and clinical target volumes after resection of intrahepatic cholangiocarcinoma or combined hepatocellular-cholangiocarcinoma. Clin Transl Radiat Oncol. 2024;45:100749. doi:10.1016/j.ctro.2024.100749. PMID:38425471.</w:t>
+        <w:t xml:space="preserve"> — Wang H, Qian YW, Sheng X, et al. Tumor component proportion determines the prognosis of patients with combined hepatocellular-cholangiocarcinoma. Hepatobiliary Pancreat Dis Int. 2026. doi:10.1016/j.hbpd.2026.06.004. PMID:42409696.</w:t>
       </w:r>
       <w:r>
         <w:rPr>
@@ -13019,6 +12990,66 @@
           <w:i w:val="0"/>
           <w:sz w:val="19"/>
         </w:rPr>
+        <w:t>WHO 2019, 5th edition</w:t>
+      </w:r>
+      <w:r>
+        <w:rPr>
+          <w:b w:val="0"/>
+          <w:i w:val="0"/>
+          <w:sz w:val="19"/>
+        </w:rPr>
+        <w:t xml:space="preserve"> — WHO Classification of Tumours Editorial Board. Digestive System Tumours. WHO Classification of Tumours, 5th edition, volume 1. Lyon: International Agency for Research on Cancer; 2019. The source of the definition this page uses — a single tumour with unequivocal hepatocytic and cholangiocytic differentiation, diagnosed on routine morphology — of the retention of classical cHCC-CCA and intermediate cell carcinoma, of the removal of the stem-cell subtypes of the 2010 edition, of the reassignment of cholangiolocarcinoma to small-duct intrahepatic cholangiocarcinoma, and of the exclusion of the Allen double-cancer and combined types and the Goodman collision and fibrolamellar types. The primary volume was not in hand for this draft; the content above is taken from the editorial board's own published summary of the fifth edition (PMID 31433515), read in full on 7 October 2026, together with the consensus and review literature that reports it (PMIDs 29360137, 33545267, 32729276, 39936601). It should still be checked against the volume before publication. Note that the reclassification carries no outcome analysis and provides no mapping rule, so pre-2019 series cannot be re-expressed in its terms.</w:t>
+      </w:r>
+    </w:p>
+    <w:p>
+      <w:pPr>
+        <w:spacing w:after="60"/>
+      </w:pPr>
+      <w:r>
+        <w:rPr>
+          <w:b/>
+          <w:i w:val="0"/>
+          <w:sz w:val="19"/>
+        </w:rPr>
+        <w:t>Yang 2024 nodal mapping</w:t>
+      </w:r>
+      <w:r>
+        <w:rPr>
+          <w:b w:val="0"/>
+          <w:i w:val="0"/>
+          <w:sz w:val="19"/>
+        </w:rPr>
+        <w:t xml:space="preserve"> — Yang Z, Wang L, Zhai Y, et al. Nodal recurrence mapping and clinical target volumes after resection of intrahepatic cholangiocarcinoma or combined hepatocellular-cholangiocarcinoma. Clin Transl Radiat Oncol. 2024;45:100749. doi:10.1016/j.ctro.2024.100749. PMID:38425471.</w:t>
+      </w:r>
+      <w:r>
+        <w:rPr>
+          <w:b w:val="0"/>
+          <w:i w:val="0"/>
+          <w:sz w:val="19"/>
+        </w:rPr>
+        <w:t xml:space="preserve">  </w:t>
+      </w:r>
+      <w:hyperlink r:id="rId73">
+        <w:r>
+          <w:rPr>
+            <w:color w:val="0563C1"/>
+            <w:u w:val="single"/>
+            <w:sz w:val="19"/>
+          </w:rPr>
+          <w:t xml:space="preserve">PubMed</w:t>
+        </w:r>
+      </w:hyperlink>
+    </w:p>
+    <w:p>
+      <w:pPr>
+        <w:spacing w:after="60"/>
+      </w:pPr>
+      <w:r>
+        <w:rPr>
+          <w:b/>
+          <w:i w:val="0"/>
+          <w:sz w:val="19"/>
+        </w:rPr>
         <w:t>Zhang 2022 radical resection</w:t>
       </w:r>
       <w:r>
@@ -13037,7 +13068,7 @@
         </w:rPr>
         <w:t xml:space="preserve">  </w:t>
       </w:r>
-      <w:hyperlink r:id="rId73">
+      <w:hyperlink r:id="rId74">
         <w:r>
           <w:rPr>
             <w:color w:val="0563C1"/>

--- a/documents/chcca/cHCCCCA_7_Decision_Discussion.docx
+++ b/documents/chcca/cHCCCCA_7_Decision_Discussion.docx
@@ -39,7 +39,7 @@
           <w:b w:val="0"/>
           <w:i w:val="0"/>
         </w:rPr>
-        <w:t>One file for the multidisciplinary decision on this tumor, covering every setting: cancer roadmap. For each question: the positions of guidelines, trials and papers where they differ, our proposed selection, and space for the decision. All proposals are OPEN; nothing in this document is activated or approved.</w:t>
+        <w:t>One file for the multidisciplinary decision on this tumor, covering every setting: roadmap. For each question: the positions of guidelines, trials and papers where they differ, our proposed selection, and space for the decision. All proposals are OPEN; nothing in this document is activated or approved.</w:t>
       </w:r>
     </w:p>
     <w:p>
@@ -59,14 +59,14 @@
           <w:i w:val="0"/>
           <w:sz w:val="20"/>
         </w:rPr>
-        <w:t xml:space="preserve">Cancer roadmap (full content): </w:t>
+        <w:t xml:space="preserve">Roadmap (full content): </w:t>
       </w:r>
       <w:r>
         <w:rPr>
           <w:b w:val="0"/>
           <w:i/>
         </w:rPr>
-        <w:t>cHCCCCA_1_Cancer_Roadmap.docx</w:t>
+        <w:t>cHCCCCA_1_Roadmap.docx</w:t>
       </w:r>
     </w:p>
     <w:p>
@@ -226,7 +226,7 @@
                 <w:i w:val="0"/>
                 <w:sz w:val="19"/>
               </w:rPr>
-              <w:t>Cancer roadmap</w:t>
+              <w:t>Roadmap</w:t>
             </w:r>
           </w:p>
         </w:tc>
@@ -332,7 +332,7 @@
                 <w:i w:val="0"/>
                 <w:sz w:val="19"/>
               </w:rPr>
-              <w:t>Cancer roadmap</w:t>
+              <w:t>Roadmap</w:t>
             </w:r>
           </w:p>
         </w:tc>
@@ -438,7 +438,7 @@
                 <w:i w:val="0"/>
                 <w:sz w:val="19"/>
               </w:rPr>
-              <w:t>Cancer roadmap</w:t>
+              <w:t>Roadmap</w:t>
             </w:r>
           </w:p>
         </w:tc>
@@ -544,7 +544,7 @@
                 <w:i w:val="0"/>
                 <w:sz w:val="19"/>
               </w:rPr>
-              <w:t>Cancer roadmap</w:t>
+              <w:t>Roadmap</w:t>
             </w:r>
           </w:p>
         </w:tc>
@@ -650,7 +650,7 @@
                 <w:i w:val="0"/>
                 <w:sz w:val="19"/>
               </w:rPr>
-              <w:t>Cancer roadmap</w:t>
+              <w:t>Roadmap</w:t>
             </w:r>
           </w:p>
         </w:tc>
@@ -756,7 +756,7 @@
                 <w:i w:val="0"/>
                 <w:sz w:val="19"/>
               </w:rPr>
-              <w:t>Cancer roadmap</w:t>
+              <w:t>Roadmap</w:t>
             </w:r>
           </w:p>
         </w:tc>
@@ -862,7 +862,7 @@
                 <w:i w:val="0"/>
                 <w:sz w:val="19"/>
               </w:rPr>
-              <w:t>Cancer roadmap</w:t>
+              <w:t>Roadmap</w:t>
             </w:r>
           </w:p>
         </w:tc>
@@ -968,7 +968,7 @@
                 <w:i w:val="0"/>
                 <w:sz w:val="19"/>
               </w:rPr>
-              <w:t>Cancer roadmap</w:t>
+              <w:t>Roadmap</w:t>
             </w:r>
           </w:p>
         </w:tc>
@@ -1074,7 +1074,7 @@
                 <w:i w:val="0"/>
                 <w:sz w:val="19"/>
               </w:rPr>
-              <w:t>Cancer roadmap</w:t>
+              <w:t>Roadmap</w:t>
             </w:r>
           </w:p>
         </w:tc>
@@ -1180,7 +1180,7 @@
                 <w:i w:val="0"/>
                 <w:sz w:val="19"/>
               </w:rPr>
-              <w:t>Cancer roadmap</w:t>
+              <w:t>Roadmap</w:t>
             </w:r>
           </w:p>
         </w:tc>
@@ -1286,7 +1286,7 @@
                 <w:i w:val="0"/>
                 <w:sz w:val="19"/>
               </w:rPr>
-              <w:t>Cancer roadmap</w:t>
+              <w:t>Roadmap</w:t>
             </w:r>
           </w:p>
         </w:tc>
@@ -1392,7 +1392,7 @@
                 <w:i w:val="0"/>
                 <w:sz w:val="19"/>
               </w:rPr>
-              <w:t>Cancer roadmap</w:t>
+              <w:t>Roadmap</w:t>
             </w:r>
           </w:p>
         </w:tc>
@@ -1498,7 +1498,7 @@
                 <w:i w:val="0"/>
                 <w:sz w:val="19"/>
               </w:rPr>
-              <w:t>Cancer roadmap</w:t>
+              <w:t>Roadmap</w:t>
             </w:r>
           </w:p>
         </w:tc>
@@ -1604,7 +1604,7 @@
                 <w:i w:val="0"/>
                 <w:sz w:val="19"/>
               </w:rPr>
-              <w:t>Cancer roadmap</w:t>
+              <w:t>Roadmap</w:t>
             </w:r>
           </w:p>
         </w:tc>
@@ -1710,7 +1710,7 @@
                 <w:i w:val="0"/>
                 <w:sz w:val="19"/>
               </w:rPr>
-              <w:t>Cancer roadmap</w:t>
+              <w:t>Roadmap</w:t>
             </w:r>
           </w:p>
         </w:tc>
@@ -1813,7 +1813,7 @@
           <w:b w:val="0"/>
           <w:i w:val="0"/>
         </w:rPr>
-        <w:t>Part 1. Cancer roadmap</w:t>
+        <w:t>Part 1. Roadmap</w:t>
       </w:r>
     </w:p>
     <w:p>
